--- a/AIRLINE USE CASE.docx
+++ b/AIRLINE USE CASE.docx
@@ -14411,6 +14411,1386 @@
     </w:p>
     <w:p>
       <w:pPr>
+        <w:spacing w:before="100" w:beforeAutospacing="1" w:after="100" w:afterAutospacing="1" w:line="240" w:lineRule="auto"/>
+        <w:rPr>
+          <w:rFonts w:ascii="Times New Roman" w:eastAsia="Times New Roman" w:hAnsi="Times New Roman" w:cs="Times New Roman"/>
+          <w:kern w:val="0"/>
+          <w:lang w:eastAsia="en-GB"/>
+          <w14:ligatures w14:val="none"/>
+        </w:rPr>
+      </w:pPr>
+    </w:p>
+    <w:p>
+      <w:pPr>
+        <w:spacing w:before="100" w:beforeAutospacing="1" w:after="100" w:afterAutospacing="1" w:line="240" w:lineRule="auto"/>
+        <w:rPr>
+          <w:rFonts w:ascii="Times New Roman" w:eastAsia="Times New Roman" w:hAnsi="Times New Roman" w:cs="Times New Roman"/>
+          <w:kern w:val="0"/>
+          <w:lang w:eastAsia="en-GB"/>
+          <w14:ligatures w14:val="none"/>
+        </w:rPr>
+      </w:pPr>
+    </w:p>
+    <w:p>
+      <w:pPr>
+        <w:spacing w:before="100" w:beforeAutospacing="1" w:after="100" w:afterAutospacing="1" w:line="240" w:lineRule="auto"/>
+        <w:outlineLvl w:val="2"/>
+        <w:rPr>
+          <w:rFonts w:ascii="Times New Roman" w:eastAsia="Times New Roman" w:hAnsi="Times New Roman" w:cs="Times New Roman"/>
+          <w:b/>
+          <w:bCs/>
+          <w:kern w:val="0"/>
+          <w:sz w:val="27"/>
+          <w:szCs w:val="27"/>
+          <w:lang w:eastAsia="en-GB"/>
+          <w14:ligatures w14:val="none"/>
+        </w:rPr>
+      </w:pPr>
+      <w:r>
+        <w:rPr>
+          <w:rFonts w:ascii="Times New Roman" w:eastAsia="Times New Roman" w:hAnsi="Times New Roman" w:cs="Times New Roman"/>
+          <w:b/>
+          <w:bCs/>
+          <w:kern w:val="0"/>
+          <w:sz w:val="32"/>
+          <w:szCs w:val="32"/>
+          <w:lang w:eastAsia="en-GB"/>
+          <w14:ligatures w14:val="none"/>
+        </w:rPr>
+        <w:t>10</w:t>
+      </w:r>
+      <w:r>
+        <w:rPr>
+          <w:rFonts w:ascii="Times New Roman" w:eastAsia="Times New Roman" w:hAnsi="Times New Roman" w:cs="Times New Roman"/>
+          <w:b/>
+          <w:bCs/>
+          <w:kern w:val="0"/>
+          <w:sz w:val="32"/>
+          <w:szCs w:val="32"/>
+          <w:lang w:eastAsia="en-GB"/>
+          <w14:ligatures w14:val="none"/>
+        </w:rPr>
+        <w:t>.</w:t>
+      </w:r>
+      <w:r>
+        <w:rPr>
+          <w:rFonts w:ascii="Times New Roman" w:eastAsia="Times New Roman" w:hAnsi="Times New Roman" w:cs="Times New Roman"/>
+          <w:b/>
+          <w:bCs/>
+          <w:kern w:val="0"/>
+          <w:sz w:val="32"/>
+          <w:szCs w:val="32"/>
+          <w:lang w:eastAsia="en-GB"/>
+          <w14:ligatures w14:val="none"/>
+        </w:rPr>
+        <w:t xml:space="preserve"> Power BI Flight Analysis Dashboard</w:t>
+      </w:r>
+    </w:p>
+    <w:p>
+      <w:pPr>
+        <w:spacing w:before="100" w:beforeAutospacing="1" w:after="100" w:afterAutospacing="1" w:line="240" w:lineRule="auto"/>
+        <w:rPr>
+          <w:rFonts w:ascii="Times New Roman" w:eastAsia="Times New Roman" w:hAnsi="Times New Roman" w:cs="Times New Roman"/>
+          <w:kern w:val="0"/>
+          <w:lang w:eastAsia="en-GB"/>
+          <w14:ligatures w14:val="none"/>
+        </w:rPr>
+      </w:pPr>
+      <w:r>
+        <w:rPr>
+          <w:rFonts w:ascii="Times New Roman" w:eastAsia="Times New Roman" w:hAnsi="Times New Roman" w:cs="Times New Roman"/>
+          <w:kern w:val="0"/>
+          <w:lang w:eastAsia="en-GB"/>
+          <w14:ligatures w14:val="none"/>
+        </w:rPr>
+        <w:t>The Flight Analysis dashboard was created in Power BI to provide a clear overview of flight operations and identify important patterns in the airline dataset. The dashboard combines key performance indicators with graphical visualizations for flight volume, routes, duration and data quality.</w:t>
+      </w:r>
+    </w:p>
+    <w:p>
+      <w:pPr>
+        <w:spacing w:before="100" w:beforeAutospacing="1" w:after="100" w:afterAutospacing="1" w:line="240" w:lineRule="auto"/>
+        <w:rPr>
+          <w:rFonts w:ascii="Times New Roman" w:eastAsia="Times New Roman" w:hAnsi="Times New Roman" w:cs="Times New Roman"/>
+          <w:kern w:val="0"/>
+          <w:lang w:eastAsia="en-GB"/>
+          <w14:ligatures w14:val="none"/>
+        </w:rPr>
+      </w:pPr>
+      <w:r>
+        <w:rPr>
+          <w:rFonts w:ascii="Times New Roman" w:eastAsia="Times New Roman" w:hAnsi="Times New Roman" w:cs="Times New Roman"/>
+          <w:b/>
+          <w:bCs/>
+          <w:kern w:val="0"/>
+          <w:lang w:eastAsia="en-GB"/>
+          <w14:ligatures w14:val="none"/>
+        </w:rPr>
+        <w:t>10.2</w:t>
+      </w:r>
+      <w:r>
+        <w:rPr>
+          <w:rFonts w:ascii="Times New Roman" w:eastAsia="Times New Roman" w:hAnsi="Times New Roman" w:cs="Times New Roman"/>
+          <w:b/>
+          <w:bCs/>
+          <w:kern w:val="0"/>
+          <w:lang w:eastAsia="en-GB"/>
+          <w14:ligatures w14:val="none"/>
+        </w:rPr>
+        <w:t>Total Flights</w:t>
+      </w:r>
+      <w:r>
+        <w:rPr>
+          <w:rFonts w:ascii="Times New Roman" w:eastAsia="Times New Roman" w:hAnsi="Times New Roman" w:cs="Times New Roman"/>
+          <w:kern w:val="0"/>
+          <w:lang w:eastAsia="en-GB"/>
+          <w14:ligatures w14:val="none"/>
+        </w:rPr>
+        <w:br/>
+        <w:t xml:space="preserve">The </w:t>
+      </w:r>
+      <w:r>
+        <w:rPr>
+          <w:rFonts w:ascii="Times New Roman" w:eastAsia="Times New Roman" w:hAnsi="Times New Roman" w:cs="Times New Roman"/>
+          <w:b/>
+          <w:bCs/>
+          <w:kern w:val="0"/>
+          <w:lang w:eastAsia="en-GB"/>
+          <w14:ligatures w14:val="none"/>
+        </w:rPr>
+        <w:t>Total Flights</w:t>
+      </w:r>
+      <w:r>
+        <w:rPr>
+          <w:rFonts w:ascii="Times New Roman" w:eastAsia="Times New Roman" w:hAnsi="Times New Roman" w:cs="Times New Roman"/>
+          <w:kern w:val="0"/>
+          <w:lang w:eastAsia="en-GB"/>
+          <w14:ligatures w14:val="none"/>
+        </w:rPr>
+        <w:t xml:space="preserve"> KPI shows approximately </w:t>
+      </w:r>
+      <w:r>
+        <w:rPr>
+          <w:rFonts w:ascii="Times New Roman" w:eastAsia="Times New Roman" w:hAnsi="Times New Roman" w:cs="Times New Roman"/>
+          <w:b/>
+          <w:bCs/>
+          <w:kern w:val="0"/>
+          <w:lang w:eastAsia="en-GB"/>
+          <w14:ligatures w14:val="none"/>
+        </w:rPr>
+        <w:t>1K flights</w:t>
+      </w:r>
+      <w:r>
+        <w:rPr>
+          <w:rFonts w:ascii="Times New Roman" w:eastAsia="Times New Roman" w:hAnsi="Times New Roman" w:cs="Times New Roman"/>
+          <w:kern w:val="0"/>
+          <w:lang w:eastAsia="en-GB"/>
+          <w14:ligatures w14:val="none"/>
+        </w:rPr>
+        <w:t>, representing the total number of flight records available after the data-cleaning process.</w:t>
+      </w:r>
+    </w:p>
+    <w:p>
+      <w:pPr>
+        <w:pStyle w:val="ListParagraph"/>
+        <w:spacing w:before="100" w:beforeAutospacing="1" w:after="100" w:afterAutospacing="1" w:line="240" w:lineRule="auto"/>
+        <w:rPr>
+          <w:rFonts w:ascii="Times New Roman" w:eastAsia="Times New Roman" w:hAnsi="Times New Roman" w:cs="Times New Roman"/>
+          <w:kern w:val="0"/>
+          <w:lang w:eastAsia="en-GB"/>
+          <w14:ligatures w14:val="none"/>
+        </w:rPr>
+      </w:pPr>
+      <w:r>
+        <w:rPr>
+          <w:rFonts w:ascii="Times New Roman" w:hAnsi="Times New Roman" w:cs="Times New Roman"/>
+          <w:noProof/>
+          <w:sz w:val="28"/>
+          <w:szCs w:val="28"/>
+        </w:rPr>
+        <w:drawing>
+          <wp:inline distT="0" distB="0" distL="0" distR="0" wp14:anchorId="1424CB5B" wp14:editId="629A1DD9">
+            <wp:extent cx="1498600" cy="1778000"/>
+            <wp:effectExtent l="0" t="0" r="0" b="0"/>
+            <wp:docPr id="1764582023" name="Picture 1"/>
+            <wp:cNvGraphicFramePr>
+              <a:graphicFrameLocks xmlns:a="http://schemas.openxmlformats.org/drawingml/2006/main" noChangeAspect="1"/>
+            </wp:cNvGraphicFramePr>
+            <a:graphic xmlns:a="http://schemas.openxmlformats.org/drawingml/2006/main">
+              <a:graphicData uri="http://schemas.openxmlformats.org/drawingml/2006/picture">
+                <pic:pic xmlns:pic="http://schemas.openxmlformats.org/drawingml/2006/picture">
+                  <pic:nvPicPr>
+                    <pic:cNvPr id="1764582023" name="Picture 1764582023"/>
+                    <pic:cNvPicPr/>
+                  </pic:nvPicPr>
+                  <pic:blipFill>
+                    <a:blip r:embed="rId8">
+                      <a:extLst>
+                        <a:ext uri="{28A0092B-C50C-407E-A947-70E740481C1C}">
+                          <a14:useLocalDpi xmlns:a14="http://schemas.microsoft.com/office/drawing/2010/main" val="0"/>
+                        </a:ext>
+                      </a:extLst>
+                    </a:blip>
+                    <a:stretch>
+                      <a:fillRect/>
+                    </a:stretch>
+                  </pic:blipFill>
+                  <pic:spPr>
+                    <a:xfrm>
+                      <a:off x="0" y="0"/>
+                      <a:ext cx="1498600" cy="1778000"/>
+                    </a:xfrm>
+                    <a:prstGeom prst="rect">
+                      <a:avLst/>
+                    </a:prstGeom>
+                  </pic:spPr>
+                </pic:pic>
+              </a:graphicData>
+            </a:graphic>
+          </wp:inline>
+        </w:drawing>
+      </w:r>
+    </w:p>
+    <w:p>
+      <w:pPr>
+        <w:spacing w:before="100" w:beforeAutospacing="1" w:after="100" w:afterAutospacing="1" w:line="240" w:lineRule="auto"/>
+        <w:ind w:left="360"/>
+        <w:rPr>
+          <w:rFonts w:ascii="Times New Roman" w:eastAsia="Times New Roman" w:hAnsi="Times New Roman" w:cs="Times New Roman"/>
+          <w:kern w:val="0"/>
+          <w:lang w:eastAsia="en-GB"/>
+          <w14:ligatures w14:val="none"/>
+        </w:rPr>
+      </w:pPr>
+    </w:p>
+    <w:p>
+      <w:pPr>
+        <w:spacing w:before="100" w:beforeAutospacing="1" w:after="100" w:afterAutospacing="1" w:line="240" w:lineRule="auto"/>
+        <w:rPr>
+          <w:rFonts w:ascii="Times New Roman" w:eastAsia="Times New Roman" w:hAnsi="Times New Roman" w:cs="Times New Roman"/>
+          <w:kern w:val="0"/>
+          <w:lang w:eastAsia="en-GB"/>
+          <w14:ligatures w14:val="none"/>
+        </w:rPr>
+      </w:pPr>
+      <w:r>
+        <w:rPr>
+          <w:rFonts w:ascii="Times New Roman" w:eastAsia="Times New Roman" w:hAnsi="Times New Roman" w:cs="Times New Roman"/>
+          <w:b/>
+          <w:bCs/>
+          <w:kern w:val="0"/>
+          <w:lang w:eastAsia="en-GB"/>
+          <w14:ligatures w14:val="none"/>
+        </w:rPr>
+        <w:lastRenderedPageBreak/>
+        <w:t>10.</w:t>
+      </w:r>
+      <w:r>
+        <w:rPr>
+          <w:rFonts w:ascii="Times New Roman" w:eastAsia="Times New Roman" w:hAnsi="Times New Roman" w:cs="Times New Roman"/>
+          <w:b/>
+          <w:bCs/>
+          <w:kern w:val="0"/>
+          <w:lang w:eastAsia="en-GB"/>
+          <w14:ligatures w14:val="none"/>
+        </w:rPr>
+        <w:t>2. Unique Routes</w:t>
+      </w:r>
+      <w:r>
+        <w:rPr>
+          <w:rFonts w:ascii="Times New Roman" w:eastAsia="Times New Roman" w:hAnsi="Times New Roman" w:cs="Times New Roman"/>
+          <w:kern w:val="0"/>
+          <w:lang w:eastAsia="en-GB"/>
+          <w14:ligatures w14:val="none"/>
+        </w:rPr>
+        <w:br/>
+        <w:t xml:space="preserve">The </w:t>
+      </w:r>
+      <w:r>
+        <w:rPr>
+          <w:rFonts w:ascii="Times New Roman" w:eastAsia="Times New Roman" w:hAnsi="Times New Roman" w:cs="Times New Roman"/>
+          <w:b/>
+          <w:bCs/>
+          <w:kern w:val="0"/>
+          <w:lang w:eastAsia="en-GB"/>
+          <w14:ligatures w14:val="none"/>
+        </w:rPr>
+        <w:t>Unique Routes</w:t>
+      </w:r>
+      <w:r>
+        <w:rPr>
+          <w:rFonts w:ascii="Times New Roman" w:eastAsia="Times New Roman" w:hAnsi="Times New Roman" w:cs="Times New Roman"/>
+          <w:kern w:val="0"/>
+          <w:lang w:eastAsia="en-GB"/>
+          <w14:ligatures w14:val="none"/>
+        </w:rPr>
+        <w:t xml:space="preserve"> KPI indicates </w:t>
+      </w:r>
+      <w:r>
+        <w:rPr>
+          <w:rFonts w:ascii="Times New Roman" w:eastAsia="Times New Roman" w:hAnsi="Times New Roman" w:cs="Times New Roman"/>
+          <w:b/>
+          <w:bCs/>
+          <w:kern w:val="0"/>
+          <w:lang w:eastAsia="en-GB"/>
+          <w14:ligatures w14:val="none"/>
+        </w:rPr>
+        <w:t>30 unique source–destination combinations</w:t>
+      </w:r>
+      <w:r>
+        <w:rPr>
+          <w:rFonts w:ascii="Times New Roman" w:eastAsia="Times New Roman" w:hAnsi="Times New Roman" w:cs="Times New Roman"/>
+          <w:kern w:val="0"/>
+          <w:lang w:eastAsia="en-GB"/>
+          <w14:ligatures w14:val="none"/>
+        </w:rPr>
+        <w:t xml:space="preserve"> in the dataset. This provides an overview of the range of routes covered by the available flight records.</w:t>
+      </w:r>
+    </w:p>
+    <w:p>
+      <w:pPr>
+        <w:spacing w:before="100" w:beforeAutospacing="1" w:after="100" w:afterAutospacing="1" w:line="240" w:lineRule="auto"/>
+        <w:rPr>
+          <w:rFonts w:ascii="Times New Roman" w:eastAsia="Times New Roman" w:hAnsi="Times New Roman" w:cs="Times New Roman"/>
+          <w:kern w:val="0"/>
+          <w:lang w:eastAsia="en-GB"/>
+          <w14:ligatures w14:val="none"/>
+        </w:rPr>
+      </w:pPr>
+      <w:r>
+        <w:rPr>
+          <w:rFonts w:ascii="Times New Roman" w:hAnsi="Times New Roman" w:cs="Times New Roman"/>
+          <w:noProof/>
+          <w:sz w:val="28"/>
+          <w:szCs w:val="28"/>
+        </w:rPr>
+        <w:drawing>
+          <wp:inline distT="0" distB="0" distL="0" distR="0" wp14:anchorId="55BCAE35" wp14:editId="4273FB40">
+            <wp:extent cx="1282700" cy="838200"/>
+            <wp:effectExtent l="0" t="0" r="0" b="0"/>
+            <wp:docPr id="1026575268" name="Picture 2"/>
+            <wp:cNvGraphicFramePr>
+              <a:graphicFrameLocks xmlns:a="http://schemas.openxmlformats.org/drawingml/2006/main" noChangeAspect="1"/>
+            </wp:cNvGraphicFramePr>
+            <a:graphic xmlns:a="http://schemas.openxmlformats.org/drawingml/2006/main">
+              <a:graphicData uri="http://schemas.openxmlformats.org/drawingml/2006/picture">
+                <pic:pic xmlns:pic="http://schemas.openxmlformats.org/drawingml/2006/picture">
+                  <pic:nvPicPr>
+                    <pic:cNvPr id="1026575268" name="Picture 1026575268"/>
+                    <pic:cNvPicPr/>
+                  </pic:nvPicPr>
+                  <pic:blipFill>
+                    <a:blip r:embed="rId9">
+                      <a:extLst>
+                        <a:ext uri="{28A0092B-C50C-407E-A947-70E740481C1C}">
+                          <a14:useLocalDpi xmlns:a14="http://schemas.microsoft.com/office/drawing/2010/main" val="0"/>
+                        </a:ext>
+                      </a:extLst>
+                    </a:blip>
+                    <a:stretch>
+                      <a:fillRect/>
+                    </a:stretch>
+                  </pic:blipFill>
+                  <pic:spPr>
+                    <a:xfrm>
+                      <a:off x="0" y="0"/>
+                      <a:ext cx="1282700" cy="838200"/>
+                    </a:xfrm>
+                    <a:prstGeom prst="rect">
+                      <a:avLst/>
+                    </a:prstGeom>
+                  </pic:spPr>
+                </pic:pic>
+              </a:graphicData>
+            </a:graphic>
+          </wp:inline>
+        </w:drawing>
+      </w:r>
+    </w:p>
+    <w:p>
+      <w:pPr>
+        <w:spacing w:before="100" w:beforeAutospacing="1" w:after="100" w:afterAutospacing="1" w:line="240" w:lineRule="auto"/>
+        <w:rPr>
+          <w:rFonts w:ascii="Times New Roman" w:eastAsia="Times New Roman" w:hAnsi="Times New Roman" w:cs="Times New Roman"/>
+          <w:kern w:val="0"/>
+          <w:lang w:eastAsia="en-GB"/>
+          <w14:ligatures w14:val="none"/>
+        </w:rPr>
+      </w:pPr>
+      <w:r>
+        <w:rPr>
+          <w:rFonts w:ascii="Times New Roman" w:eastAsia="Times New Roman" w:hAnsi="Times New Roman" w:cs="Times New Roman"/>
+          <w:b/>
+          <w:bCs/>
+          <w:kern w:val="0"/>
+          <w:lang w:eastAsia="en-GB"/>
+          <w14:ligatures w14:val="none"/>
+        </w:rPr>
+        <w:t>10.</w:t>
+      </w:r>
+      <w:r>
+        <w:rPr>
+          <w:rFonts w:ascii="Times New Roman" w:eastAsia="Times New Roman" w:hAnsi="Times New Roman" w:cs="Times New Roman"/>
+          <w:b/>
+          <w:bCs/>
+          <w:kern w:val="0"/>
+          <w:lang w:eastAsia="en-GB"/>
+          <w14:ligatures w14:val="none"/>
+        </w:rPr>
+        <w:t>3. Valid Flight Percentage</w:t>
+      </w:r>
+      <w:r>
+        <w:rPr>
+          <w:rFonts w:ascii="Times New Roman" w:eastAsia="Times New Roman" w:hAnsi="Times New Roman" w:cs="Times New Roman"/>
+          <w:kern w:val="0"/>
+          <w:lang w:eastAsia="en-GB"/>
+          <w14:ligatures w14:val="none"/>
+        </w:rPr>
+        <w:br/>
+        <w:t xml:space="preserve">The </w:t>
+      </w:r>
+      <w:r>
+        <w:rPr>
+          <w:rFonts w:ascii="Times New Roman" w:eastAsia="Times New Roman" w:hAnsi="Times New Roman" w:cs="Times New Roman"/>
+          <w:b/>
+          <w:bCs/>
+          <w:kern w:val="0"/>
+          <w:lang w:eastAsia="en-GB"/>
+          <w14:ligatures w14:val="none"/>
+        </w:rPr>
+        <w:t>Valid Flight Percentage</w:t>
+      </w:r>
+      <w:r>
+        <w:rPr>
+          <w:rFonts w:ascii="Times New Roman" w:eastAsia="Times New Roman" w:hAnsi="Times New Roman" w:cs="Times New Roman"/>
+          <w:kern w:val="0"/>
+          <w:lang w:eastAsia="en-GB"/>
+          <w14:ligatures w14:val="none"/>
+        </w:rPr>
+        <w:t xml:space="preserve"> is </w:t>
+      </w:r>
+      <w:r>
+        <w:rPr>
+          <w:rFonts w:ascii="Times New Roman" w:eastAsia="Times New Roman" w:hAnsi="Times New Roman" w:cs="Times New Roman"/>
+          <w:b/>
+          <w:bCs/>
+          <w:kern w:val="0"/>
+          <w:lang w:eastAsia="en-GB"/>
+          <w14:ligatures w14:val="none"/>
+        </w:rPr>
+        <w:t>99.9%</w:t>
+      </w:r>
+      <w:r>
+        <w:rPr>
+          <w:rFonts w:ascii="Times New Roman" w:eastAsia="Times New Roman" w:hAnsi="Times New Roman" w:cs="Times New Roman"/>
+          <w:kern w:val="0"/>
+          <w:lang w:eastAsia="en-GB"/>
+          <w14:ligatures w14:val="none"/>
+        </w:rPr>
+        <w:t>, showing that almost all flight records passed the validation checks performed during preprocessing.</w:t>
+      </w:r>
+    </w:p>
+    <w:p>
+      <w:pPr>
+        <w:spacing w:before="100" w:beforeAutospacing="1" w:after="100" w:afterAutospacing="1" w:line="240" w:lineRule="auto"/>
+        <w:rPr>
+          <w:rFonts w:ascii="Times New Roman" w:eastAsia="Times New Roman" w:hAnsi="Times New Roman" w:cs="Times New Roman"/>
+          <w:kern w:val="0"/>
+          <w:lang w:eastAsia="en-GB"/>
+          <w14:ligatures w14:val="none"/>
+        </w:rPr>
+      </w:pPr>
+      <w:r>
+        <w:rPr>
+          <w:rFonts w:ascii="Times New Roman" w:hAnsi="Times New Roman" w:cs="Times New Roman"/>
+          <w:noProof/>
+          <w:sz w:val="28"/>
+          <w:szCs w:val="28"/>
+        </w:rPr>
+        <w:drawing>
+          <wp:inline distT="0" distB="0" distL="0" distR="0" wp14:anchorId="25473EB2" wp14:editId="393CF0EE">
+            <wp:extent cx="1333500" cy="749300"/>
+            <wp:effectExtent l="0" t="0" r="0" b="0"/>
+            <wp:docPr id="684386331" name="Picture 3"/>
+            <wp:cNvGraphicFramePr>
+              <a:graphicFrameLocks xmlns:a="http://schemas.openxmlformats.org/drawingml/2006/main" noChangeAspect="1"/>
+            </wp:cNvGraphicFramePr>
+            <a:graphic xmlns:a="http://schemas.openxmlformats.org/drawingml/2006/main">
+              <a:graphicData uri="http://schemas.openxmlformats.org/drawingml/2006/picture">
+                <pic:pic xmlns:pic="http://schemas.openxmlformats.org/drawingml/2006/picture">
+                  <pic:nvPicPr>
+                    <pic:cNvPr id="2133746267" name="Picture 2133746267"/>
+                    <pic:cNvPicPr/>
+                  </pic:nvPicPr>
+                  <pic:blipFill>
+                    <a:blip r:embed="rId10">
+                      <a:extLst>
+                        <a:ext uri="{28A0092B-C50C-407E-A947-70E740481C1C}">
+                          <a14:useLocalDpi xmlns:a14="http://schemas.microsoft.com/office/drawing/2010/main" val="0"/>
+                        </a:ext>
+                      </a:extLst>
+                    </a:blip>
+                    <a:stretch>
+                      <a:fillRect/>
+                    </a:stretch>
+                  </pic:blipFill>
+                  <pic:spPr>
+                    <a:xfrm>
+                      <a:off x="0" y="0"/>
+                      <a:ext cx="1333500" cy="749300"/>
+                    </a:xfrm>
+                    <a:prstGeom prst="rect">
+                      <a:avLst/>
+                    </a:prstGeom>
+                  </pic:spPr>
+                </pic:pic>
+              </a:graphicData>
+            </a:graphic>
+          </wp:inline>
+        </w:drawing>
+      </w:r>
+    </w:p>
+    <w:p>
+      <w:pPr>
+        <w:spacing w:before="100" w:beforeAutospacing="1" w:after="100" w:afterAutospacing="1" w:line="240" w:lineRule="auto"/>
+        <w:rPr>
+          <w:rFonts w:ascii="Times New Roman" w:eastAsia="Times New Roman" w:hAnsi="Times New Roman" w:cs="Times New Roman"/>
+          <w:kern w:val="0"/>
+          <w:lang w:eastAsia="en-GB"/>
+          <w14:ligatures w14:val="none"/>
+        </w:rPr>
+      </w:pPr>
+      <w:r>
+        <w:rPr>
+          <w:rFonts w:ascii="Times New Roman" w:eastAsia="Times New Roman" w:hAnsi="Times New Roman" w:cs="Times New Roman"/>
+          <w:b/>
+          <w:bCs/>
+          <w:kern w:val="0"/>
+          <w:lang w:eastAsia="en-GB"/>
+          <w14:ligatures w14:val="none"/>
+        </w:rPr>
+        <w:t>10.</w:t>
+      </w:r>
+      <w:r>
+        <w:rPr>
+          <w:rFonts w:ascii="Times New Roman" w:eastAsia="Times New Roman" w:hAnsi="Times New Roman" w:cs="Times New Roman"/>
+          <w:b/>
+          <w:bCs/>
+          <w:kern w:val="0"/>
+          <w:lang w:eastAsia="en-GB"/>
+          <w14:ligatures w14:val="none"/>
+        </w:rPr>
+        <w:t>4. Average Flight Time</w:t>
+      </w:r>
+      <w:r>
+        <w:rPr>
+          <w:rFonts w:ascii="Times New Roman" w:eastAsia="Times New Roman" w:hAnsi="Times New Roman" w:cs="Times New Roman"/>
+          <w:kern w:val="0"/>
+          <w:lang w:eastAsia="en-GB"/>
+          <w14:ligatures w14:val="none"/>
+        </w:rPr>
+        <w:br/>
+        <w:t xml:space="preserve">The </w:t>
+      </w:r>
+      <w:r>
+        <w:rPr>
+          <w:rFonts w:ascii="Times New Roman" w:eastAsia="Times New Roman" w:hAnsi="Times New Roman" w:cs="Times New Roman"/>
+          <w:b/>
+          <w:bCs/>
+          <w:kern w:val="0"/>
+          <w:lang w:eastAsia="en-GB"/>
+          <w14:ligatures w14:val="none"/>
+        </w:rPr>
+        <w:t>Average Flight Time</w:t>
+      </w:r>
+      <w:r>
+        <w:rPr>
+          <w:rFonts w:ascii="Times New Roman" w:eastAsia="Times New Roman" w:hAnsi="Times New Roman" w:cs="Times New Roman"/>
+          <w:kern w:val="0"/>
+          <w:lang w:eastAsia="en-GB"/>
+          <w14:ligatures w14:val="none"/>
+        </w:rPr>
+        <w:t xml:space="preserve"> is approximately </w:t>
+      </w:r>
+      <w:r>
+        <w:rPr>
+          <w:rFonts w:ascii="Times New Roman" w:eastAsia="Times New Roman" w:hAnsi="Times New Roman" w:cs="Times New Roman"/>
+          <w:b/>
+          <w:bCs/>
+          <w:kern w:val="0"/>
+          <w:lang w:eastAsia="en-GB"/>
+          <w14:ligatures w14:val="none"/>
+        </w:rPr>
+        <w:t>2.74 hours</w:t>
+      </w:r>
+      <w:r>
+        <w:rPr>
+          <w:rFonts w:ascii="Times New Roman" w:eastAsia="Times New Roman" w:hAnsi="Times New Roman" w:cs="Times New Roman"/>
+          <w:kern w:val="0"/>
+          <w:lang w:eastAsia="en-GB"/>
+          <w14:ligatures w14:val="none"/>
+        </w:rPr>
+        <w:t>, representing the average duration of flights in the dataset.</w:t>
+      </w:r>
+    </w:p>
+    <w:p>
+      <w:pPr>
+        <w:spacing w:before="100" w:beforeAutospacing="1" w:after="100" w:afterAutospacing="1" w:line="240" w:lineRule="auto"/>
+        <w:rPr>
+          <w:rFonts w:ascii="Times New Roman" w:eastAsia="Times New Roman" w:hAnsi="Times New Roman" w:cs="Times New Roman"/>
+          <w:kern w:val="0"/>
+          <w:lang w:eastAsia="en-GB"/>
+          <w14:ligatures w14:val="none"/>
+        </w:rPr>
+      </w:pPr>
+      <w:r>
+        <w:rPr>
+          <w:rFonts w:ascii="Times New Roman" w:hAnsi="Times New Roman" w:cs="Times New Roman"/>
+          <w:noProof/>
+          <w:sz w:val="28"/>
+          <w:szCs w:val="28"/>
+        </w:rPr>
+        <w:drawing>
+          <wp:inline distT="0" distB="0" distL="0" distR="0" wp14:anchorId="6D53B92D" wp14:editId="3FF3EA1C">
+            <wp:extent cx="1549400" cy="1752600"/>
+            <wp:effectExtent l="0" t="0" r="0" b="0"/>
+            <wp:docPr id="1296425893" name="Picture 4"/>
+            <wp:cNvGraphicFramePr>
+              <a:graphicFrameLocks xmlns:a="http://schemas.openxmlformats.org/drawingml/2006/main" noChangeAspect="1"/>
+            </wp:cNvGraphicFramePr>
+            <a:graphic xmlns:a="http://schemas.openxmlformats.org/drawingml/2006/main">
+              <a:graphicData uri="http://schemas.openxmlformats.org/drawingml/2006/picture">
+                <pic:pic xmlns:pic="http://schemas.openxmlformats.org/drawingml/2006/picture">
+                  <pic:nvPicPr>
+                    <pic:cNvPr id="369039258" name="Picture 369039258"/>
+                    <pic:cNvPicPr/>
+                  </pic:nvPicPr>
+                  <pic:blipFill>
+                    <a:blip r:embed="rId11">
+                      <a:extLst>
+                        <a:ext uri="{28A0092B-C50C-407E-A947-70E740481C1C}">
+                          <a14:useLocalDpi xmlns:a14="http://schemas.microsoft.com/office/drawing/2010/main" val="0"/>
+                        </a:ext>
+                      </a:extLst>
+                    </a:blip>
+                    <a:stretch>
+                      <a:fillRect/>
+                    </a:stretch>
+                  </pic:blipFill>
+                  <pic:spPr>
+                    <a:xfrm>
+                      <a:off x="0" y="0"/>
+                      <a:ext cx="1549400" cy="1752600"/>
+                    </a:xfrm>
+                    <a:prstGeom prst="rect">
+                      <a:avLst/>
+                    </a:prstGeom>
+                  </pic:spPr>
+                </pic:pic>
+              </a:graphicData>
+            </a:graphic>
+          </wp:inline>
+        </w:drawing>
+      </w:r>
+    </w:p>
+    <w:p>
+      <w:pPr>
+        <w:spacing w:before="100" w:beforeAutospacing="1" w:after="100" w:afterAutospacing="1" w:line="240" w:lineRule="auto"/>
+        <w:rPr>
+          <w:rFonts w:ascii="Times New Roman" w:eastAsia="Times New Roman" w:hAnsi="Times New Roman" w:cs="Times New Roman"/>
+          <w:kern w:val="0"/>
+          <w:lang w:eastAsia="en-GB"/>
+          <w14:ligatures w14:val="none"/>
+        </w:rPr>
+      </w:pPr>
+      <w:r>
+        <w:rPr>
+          <w:rFonts w:ascii="Times New Roman" w:eastAsia="Times New Roman" w:hAnsi="Times New Roman" w:cs="Times New Roman"/>
+          <w:b/>
+          <w:bCs/>
+          <w:kern w:val="0"/>
+          <w:lang w:eastAsia="en-GB"/>
+          <w14:ligatures w14:val="none"/>
+        </w:rPr>
+        <w:t>10.</w:t>
+      </w:r>
+      <w:r>
+        <w:rPr>
+          <w:rFonts w:ascii="Times New Roman" w:eastAsia="Times New Roman" w:hAnsi="Times New Roman" w:cs="Times New Roman"/>
+          <w:b/>
+          <w:bCs/>
+          <w:kern w:val="0"/>
+          <w:lang w:eastAsia="en-GB"/>
+          <w14:ligatures w14:val="none"/>
+        </w:rPr>
+        <w:t>5. Flight Anomalies</w:t>
+      </w:r>
+      <w:r>
+        <w:rPr>
+          <w:rFonts w:ascii="Times New Roman" w:eastAsia="Times New Roman" w:hAnsi="Times New Roman" w:cs="Times New Roman"/>
+          <w:kern w:val="0"/>
+          <w:lang w:eastAsia="en-GB"/>
+          <w14:ligatures w14:val="none"/>
+        </w:rPr>
+        <w:br/>
+        <w:t xml:space="preserve">The dashboard identifies </w:t>
+      </w:r>
+      <w:r>
+        <w:rPr>
+          <w:rFonts w:ascii="Times New Roman" w:eastAsia="Times New Roman" w:hAnsi="Times New Roman" w:cs="Times New Roman"/>
+          <w:b/>
+          <w:bCs/>
+          <w:kern w:val="0"/>
+          <w:lang w:eastAsia="en-GB"/>
+          <w14:ligatures w14:val="none"/>
+        </w:rPr>
+        <w:t>1 flight anomaly</w:t>
+      </w:r>
+      <w:r>
+        <w:rPr>
+          <w:rFonts w:ascii="Times New Roman" w:eastAsia="Times New Roman" w:hAnsi="Times New Roman" w:cs="Times New Roman"/>
+          <w:kern w:val="0"/>
+          <w:lang w:eastAsia="en-GB"/>
+          <w14:ligatures w14:val="none"/>
+        </w:rPr>
+        <w:t>. This corresponds to the flight record where the departure and arrival timestamps were inconsistent with the recorded duration. The record was retained and flagged rather than being removed.</w:t>
+      </w:r>
+    </w:p>
+    <w:p>
+      <w:pPr>
+        <w:spacing w:before="100" w:beforeAutospacing="1" w:after="100" w:afterAutospacing="1" w:line="240" w:lineRule="auto"/>
+        <w:rPr>
+          <w:rFonts w:ascii="Times New Roman" w:eastAsia="Times New Roman" w:hAnsi="Times New Roman" w:cs="Times New Roman"/>
+          <w:kern w:val="0"/>
+          <w:lang w:eastAsia="en-GB"/>
+          <w14:ligatures w14:val="none"/>
+        </w:rPr>
+      </w:pPr>
+      <w:r>
+        <w:rPr>
+          <w:rFonts w:ascii="Times New Roman" w:hAnsi="Times New Roman" w:cs="Times New Roman"/>
+          <w:noProof/>
+          <w:sz w:val="28"/>
+          <w:szCs w:val="28"/>
+        </w:rPr>
+        <w:drawing>
+          <wp:inline distT="0" distB="0" distL="0" distR="0" wp14:anchorId="14AC81D8" wp14:editId="38FDE68E">
+            <wp:extent cx="1511300" cy="1714500"/>
+            <wp:effectExtent l="0" t="0" r="0" b="0"/>
+            <wp:docPr id="1632343307" name="Picture 5"/>
+            <wp:cNvGraphicFramePr>
+              <a:graphicFrameLocks xmlns:a="http://schemas.openxmlformats.org/drawingml/2006/main" noChangeAspect="1"/>
+            </wp:cNvGraphicFramePr>
+            <a:graphic xmlns:a="http://schemas.openxmlformats.org/drawingml/2006/main">
+              <a:graphicData uri="http://schemas.openxmlformats.org/drawingml/2006/picture">
+                <pic:pic xmlns:pic="http://schemas.openxmlformats.org/drawingml/2006/picture">
+                  <pic:nvPicPr>
+                    <pic:cNvPr id="1632343307" name="Picture 1632343307"/>
+                    <pic:cNvPicPr/>
+                  </pic:nvPicPr>
+                  <pic:blipFill>
+                    <a:blip r:embed="rId12">
+                      <a:extLst>
+                        <a:ext uri="{28A0092B-C50C-407E-A947-70E740481C1C}">
+                          <a14:useLocalDpi xmlns:a14="http://schemas.microsoft.com/office/drawing/2010/main" val="0"/>
+                        </a:ext>
+                      </a:extLst>
+                    </a:blip>
+                    <a:stretch>
+                      <a:fillRect/>
+                    </a:stretch>
+                  </pic:blipFill>
+                  <pic:spPr>
+                    <a:xfrm>
+                      <a:off x="0" y="0"/>
+                      <a:ext cx="1511300" cy="1714500"/>
+                    </a:xfrm>
+                    <a:prstGeom prst="rect">
+                      <a:avLst/>
+                    </a:prstGeom>
+                  </pic:spPr>
+                </pic:pic>
+              </a:graphicData>
+            </a:graphic>
+          </wp:inline>
+        </w:drawing>
+      </w:r>
+    </w:p>
+    <w:p>
+      <w:pPr>
+        <w:spacing w:before="100" w:beforeAutospacing="1" w:after="100" w:afterAutospacing="1" w:line="240" w:lineRule="auto"/>
+        <w:rPr>
+          <w:rFonts w:ascii="Times New Roman" w:eastAsia="Times New Roman" w:hAnsi="Times New Roman" w:cs="Times New Roman"/>
+          <w:kern w:val="0"/>
+          <w:lang w:eastAsia="en-GB"/>
+          <w14:ligatures w14:val="none"/>
+        </w:rPr>
+      </w:pPr>
+      <w:r>
+        <w:rPr>
+          <w:rFonts w:ascii="Times New Roman" w:eastAsia="Times New Roman" w:hAnsi="Times New Roman" w:cs="Times New Roman"/>
+          <w:b/>
+          <w:bCs/>
+          <w:kern w:val="0"/>
+          <w:lang w:eastAsia="en-GB"/>
+          <w14:ligatures w14:val="none"/>
+        </w:rPr>
+        <w:lastRenderedPageBreak/>
+        <w:t>10.</w:t>
+      </w:r>
+      <w:r>
+        <w:rPr>
+          <w:rFonts w:ascii="Times New Roman" w:eastAsia="Times New Roman" w:hAnsi="Times New Roman" w:cs="Times New Roman"/>
+          <w:b/>
+          <w:bCs/>
+          <w:kern w:val="0"/>
+          <w:lang w:eastAsia="en-GB"/>
+          <w14:ligatures w14:val="none"/>
+        </w:rPr>
+        <w:t>6. Average Flight Duration by Airline</w:t>
+      </w:r>
+      <w:r>
+        <w:rPr>
+          <w:rFonts w:ascii="Times New Roman" w:eastAsia="Times New Roman" w:hAnsi="Times New Roman" w:cs="Times New Roman"/>
+          <w:kern w:val="0"/>
+          <w:lang w:eastAsia="en-GB"/>
+          <w14:ligatures w14:val="none"/>
+        </w:rPr>
+        <w:br/>
+        <w:t xml:space="preserve">The </w:t>
+      </w:r>
+      <w:r>
+        <w:rPr>
+          <w:rFonts w:ascii="Times New Roman" w:eastAsia="Times New Roman" w:hAnsi="Times New Roman" w:cs="Times New Roman"/>
+          <w:b/>
+          <w:bCs/>
+          <w:kern w:val="0"/>
+          <w:lang w:eastAsia="en-GB"/>
+          <w14:ligatures w14:val="none"/>
+        </w:rPr>
+        <w:t>Average Flight Duration by Airline</w:t>
+      </w:r>
+      <w:r>
+        <w:rPr>
+          <w:rFonts w:ascii="Times New Roman" w:eastAsia="Times New Roman" w:hAnsi="Times New Roman" w:cs="Times New Roman"/>
+          <w:kern w:val="0"/>
+          <w:lang w:eastAsia="en-GB"/>
+          <w14:ligatures w14:val="none"/>
+        </w:rPr>
+        <w:t xml:space="preserve"> graph compares the average duration of flights operated by different airlines. This helps identify differences in average flight time across airlines and provides a comparison of their operational flight durations.</w:t>
+      </w:r>
+    </w:p>
+    <w:p>
+      <w:pPr>
+        <w:spacing w:before="100" w:beforeAutospacing="1" w:after="100" w:afterAutospacing="1" w:line="240" w:lineRule="auto"/>
+        <w:rPr>
+          <w:rFonts w:ascii="Times New Roman" w:eastAsia="Times New Roman" w:hAnsi="Times New Roman" w:cs="Times New Roman"/>
+          <w:kern w:val="0"/>
+          <w:lang w:eastAsia="en-GB"/>
+          <w14:ligatures w14:val="none"/>
+        </w:rPr>
+      </w:pPr>
+      <w:r>
+        <w:rPr>
+          <w:rFonts w:ascii="Times New Roman" w:hAnsi="Times New Roman" w:cs="Times New Roman"/>
+          <w:noProof/>
+          <w:sz w:val="28"/>
+          <w:szCs w:val="28"/>
+        </w:rPr>
+        <w:drawing>
+          <wp:inline distT="0" distB="0" distL="0" distR="0" wp14:anchorId="0E8E6491" wp14:editId="07B4C501">
+            <wp:extent cx="1854200" cy="1816100"/>
+            <wp:effectExtent l="0" t="0" r="0" b="0"/>
+            <wp:docPr id="1035400601" name="Picture 6"/>
+            <wp:cNvGraphicFramePr>
+              <a:graphicFrameLocks xmlns:a="http://schemas.openxmlformats.org/drawingml/2006/main" noChangeAspect="1"/>
+            </wp:cNvGraphicFramePr>
+            <a:graphic xmlns:a="http://schemas.openxmlformats.org/drawingml/2006/main">
+              <a:graphicData uri="http://schemas.openxmlformats.org/drawingml/2006/picture">
+                <pic:pic xmlns:pic="http://schemas.openxmlformats.org/drawingml/2006/picture">
+                  <pic:nvPicPr>
+                    <pic:cNvPr id="1035400601" name="Picture 1035400601"/>
+                    <pic:cNvPicPr/>
+                  </pic:nvPicPr>
+                  <pic:blipFill>
+                    <a:blip r:embed="rId13">
+                      <a:extLst>
+                        <a:ext uri="{28A0092B-C50C-407E-A947-70E740481C1C}">
+                          <a14:useLocalDpi xmlns:a14="http://schemas.microsoft.com/office/drawing/2010/main" val="0"/>
+                        </a:ext>
+                      </a:extLst>
+                    </a:blip>
+                    <a:stretch>
+                      <a:fillRect/>
+                    </a:stretch>
+                  </pic:blipFill>
+                  <pic:spPr>
+                    <a:xfrm>
+                      <a:off x="0" y="0"/>
+                      <a:ext cx="1854200" cy="1816100"/>
+                    </a:xfrm>
+                    <a:prstGeom prst="rect">
+                      <a:avLst/>
+                    </a:prstGeom>
+                  </pic:spPr>
+                </pic:pic>
+              </a:graphicData>
+            </a:graphic>
+          </wp:inline>
+        </w:drawing>
+      </w:r>
+    </w:p>
+    <w:p>
+      <w:pPr>
+        <w:spacing w:before="100" w:beforeAutospacing="1" w:after="100" w:afterAutospacing="1" w:line="240" w:lineRule="auto"/>
+        <w:rPr>
+          <w:rFonts w:ascii="Times New Roman" w:eastAsia="Times New Roman" w:hAnsi="Times New Roman" w:cs="Times New Roman"/>
+          <w:kern w:val="0"/>
+          <w:lang w:eastAsia="en-GB"/>
+          <w14:ligatures w14:val="none"/>
+        </w:rPr>
+      </w:pPr>
+      <w:r>
+        <w:rPr>
+          <w:rFonts w:ascii="Times New Roman" w:eastAsia="Times New Roman" w:hAnsi="Times New Roman" w:cs="Times New Roman"/>
+          <w:b/>
+          <w:bCs/>
+          <w:kern w:val="0"/>
+          <w:lang w:eastAsia="en-GB"/>
+          <w14:ligatures w14:val="none"/>
+        </w:rPr>
+        <w:t>10.</w:t>
+      </w:r>
+      <w:r>
+        <w:rPr>
+          <w:rFonts w:ascii="Times New Roman" w:eastAsia="Times New Roman" w:hAnsi="Times New Roman" w:cs="Times New Roman"/>
+          <w:b/>
+          <w:bCs/>
+          <w:kern w:val="0"/>
+          <w:lang w:eastAsia="en-GB"/>
+          <w14:ligatures w14:val="none"/>
+        </w:rPr>
+        <w:t>7. Flight Quality Distribution</w:t>
+      </w:r>
+      <w:r>
+        <w:rPr>
+          <w:rFonts w:ascii="Times New Roman" w:eastAsia="Times New Roman" w:hAnsi="Times New Roman" w:cs="Times New Roman"/>
+          <w:kern w:val="0"/>
+          <w:lang w:eastAsia="en-GB"/>
+          <w14:ligatures w14:val="none"/>
+        </w:rPr>
+        <w:br/>
+        <w:t xml:space="preserve">The </w:t>
+      </w:r>
+      <w:r>
+        <w:rPr>
+          <w:rFonts w:ascii="Times New Roman" w:eastAsia="Times New Roman" w:hAnsi="Times New Roman" w:cs="Times New Roman"/>
+          <w:b/>
+          <w:bCs/>
+          <w:kern w:val="0"/>
+          <w:lang w:eastAsia="en-GB"/>
+          <w14:ligatures w14:val="none"/>
+        </w:rPr>
+        <w:t>Flight Quality Distribution</w:t>
+      </w:r>
+      <w:r>
+        <w:rPr>
+          <w:rFonts w:ascii="Times New Roman" w:eastAsia="Times New Roman" w:hAnsi="Times New Roman" w:cs="Times New Roman"/>
+          <w:kern w:val="0"/>
+          <w:lang w:eastAsia="en-GB"/>
+          <w14:ligatures w14:val="none"/>
+        </w:rPr>
+        <w:t xml:space="preserve"> visual shows the proportion of flight records classified as valid or anomalous. The visualization demonstrates that the dataset contains approximately </w:t>
+      </w:r>
+      <w:r>
+        <w:rPr>
+          <w:rFonts w:ascii="Times New Roman" w:eastAsia="Times New Roman" w:hAnsi="Times New Roman" w:cs="Times New Roman"/>
+          <w:b/>
+          <w:bCs/>
+          <w:kern w:val="0"/>
+          <w:lang w:eastAsia="en-GB"/>
+          <w14:ligatures w14:val="none"/>
+        </w:rPr>
+        <w:t>1K valid-quality records</w:t>
+      </w:r>
+      <w:r>
+        <w:rPr>
+          <w:rFonts w:ascii="Times New Roman" w:eastAsia="Times New Roman" w:hAnsi="Times New Roman" w:cs="Times New Roman"/>
+          <w:kern w:val="0"/>
+          <w:lang w:eastAsia="en-GB"/>
+          <w14:ligatures w14:val="none"/>
+        </w:rPr>
+        <w:t>, with only a very small number of anomalous records.</w:t>
+      </w:r>
+    </w:p>
+    <w:p>
+      <w:pPr>
+        <w:spacing w:before="100" w:beforeAutospacing="1" w:after="100" w:afterAutospacing="1" w:line="240" w:lineRule="auto"/>
+        <w:rPr>
+          <w:rFonts w:ascii="Times New Roman" w:eastAsia="Times New Roman" w:hAnsi="Times New Roman" w:cs="Times New Roman"/>
+          <w:kern w:val="0"/>
+          <w:lang w:eastAsia="en-GB"/>
+          <w14:ligatures w14:val="none"/>
+        </w:rPr>
+      </w:pPr>
+      <w:r>
+        <w:rPr>
+          <w:rFonts w:ascii="Times New Roman" w:hAnsi="Times New Roman" w:cs="Times New Roman"/>
+          <w:noProof/>
+          <w:sz w:val="28"/>
+          <w:szCs w:val="28"/>
+        </w:rPr>
+        <w:drawing>
+          <wp:inline distT="0" distB="0" distL="0" distR="0" wp14:anchorId="74EA2DF3" wp14:editId="56F1BF5C">
+            <wp:extent cx="1244600" cy="1651000"/>
+            <wp:effectExtent l="0" t="0" r="0" b="0"/>
+            <wp:docPr id="403482522" name="Picture 7"/>
+            <wp:cNvGraphicFramePr>
+              <a:graphicFrameLocks xmlns:a="http://schemas.openxmlformats.org/drawingml/2006/main" noChangeAspect="1"/>
+            </wp:cNvGraphicFramePr>
+            <a:graphic xmlns:a="http://schemas.openxmlformats.org/drawingml/2006/main">
+              <a:graphicData uri="http://schemas.openxmlformats.org/drawingml/2006/picture">
+                <pic:pic xmlns:pic="http://schemas.openxmlformats.org/drawingml/2006/picture">
+                  <pic:nvPicPr>
+                    <pic:cNvPr id="403482522" name="Picture 403482522"/>
+                    <pic:cNvPicPr/>
+                  </pic:nvPicPr>
+                  <pic:blipFill>
+                    <a:blip r:embed="rId14">
+                      <a:extLst>
+                        <a:ext uri="{28A0092B-C50C-407E-A947-70E740481C1C}">
+                          <a14:useLocalDpi xmlns:a14="http://schemas.microsoft.com/office/drawing/2010/main" val="0"/>
+                        </a:ext>
+                      </a:extLst>
+                    </a:blip>
+                    <a:stretch>
+                      <a:fillRect/>
+                    </a:stretch>
+                  </pic:blipFill>
+                  <pic:spPr>
+                    <a:xfrm>
+                      <a:off x="0" y="0"/>
+                      <a:ext cx="1244600" cy="1651000"/>
+                    </a:xfrm>
+                    <a:prstGeom prst="rect">
+                      <a:avLst/>
+                    </a:prstGeom>
+                  </pic:spPr>
+                </pic:pic>
+              </a:graphicData>
+            </a:graphic>
+          </wp:inline>
+        </w:drawing>
+      </w:r>
+    </w:p>
+    <w:p>
+      <w:pPr>
+        <w:spacing w:before="100" w:beforeAutospacing="1" w:after="100" w:afterAutospacing="1" w:line="240" w:lineRule="auto"/>
+        <w:rPr>
+          <w:rFonts w:ascii="Times New Roman" w:eastAsia="Times New Roman" w:hAnsi="Times New Roman" w:cs="Times New Roman"/>
+          <w:kern w:val="0"/>
+          <w:lang w:eastAsia="en-GB"/>
+          <w14:ligatures w14:val="none"/>
+        </w:rPr>
+      </w:pPr>
+      <w:r>
+        <w:rPr>
+          <w:rFonts w:ascii="Times New Roman" w:eastAsia="Times New Roman" w:hAnsi="Times New Roman" w:cs="Times New Roman"/>
+          <w:b/>
+          <w:bCs/>
+          <w:kern w:val="0"/>
+          <w:lang w:eastAsia="en-GB"/>
+          <w14:ligatures w14:val="none"/>
+        </w:rPr>
+        <w:t>10.</w:t>
+      </w:r>
+      <w:r>
+        <w:rPr>
+          <w:rFonts w:ascii="Times New Roman" w:eastAsia="Times New Roman" w:hAnsi="Times New Roman" w:cs="Times New Roman"/>
+          <w:b/>
+          <w:bCs/>
+          <w:kern w:val="0"/>
+          <w:lang w:eastAsia="en-GB"/>
+          <w14:ligatures w14:val="none"/>
+        </w:rPr>
+        <w:t>8. Flight Volume by Airline</w:t>
+      </w:r>
+      <w:r>
+        <w:rPr>
+          <w:rFonts w:ascii="Times New Roman" w:eastAsia="Times New Roman" w:hAnsi="Times New Roman" w:cs="Times New Roman"/>
+          <w:kern w:val="0"/>
+          <w:lang w:eastAsia="en-GB"/>
+          <w14:ligatures w14:val="none"/>
+        </w:rPr>
+        <w:br/>
+        <w:t xml:space="preserve">The </w:t>
+      </w:r>
+      <w:r>
+        <w:rPr>
+          <w:rFonts w:ascii="Times New Roman" w:eastAsia="Times New Roman" w:hAnsi="Times New Roman" w:cs="Times New Roman"/>
+          <w:b/>
+          <w:bCs/>
+          <w:kern w:val="0"/>
+          <w:lang w:eastAsia="en-GB"/>
+          <w14:ligatures w14:val="none"/>
+        </w:rPr>
+        <w:t>Flight Volume by Airline</w:t>
+      </w:r>
+      <w:r>
+        <w:rPr>
+          <w:rFonts w:ascii="Times New Roman" w:eastAsia="Times New Roman" w:hAnsi="Times New Roman" w:cs="Times New Roman"/>
+          <w:kern w:val="0"/>
+          <w:lang w:eastAsia="en-GB"/>
+          <w14:ligatures w14:val="none"/>
+        </w:rPr>
+        <w:t xml:space="preserve"> pie chart presents the distribution of flights among the airlines in the dataset. It allows the relative contribution of each airline to the overall flight volume to be compared easily.</w:t>
+      </w:r>
+    </w:p>
+    <w:p>
+      <w:pPr>
+        <w:spacing w:before="100" w:beforeAutospacing="1" w:after="100" w:afterAutospacing="1" w:line="240" w:lineRule="auto"/>
+        <w:rPr>
+          <w:rFonts w:ascii="Times New Roman" w:eastAsia="Times New Roman" w:hAnsi="Times New Roman" w:cs="Times New Roman"/>
+          <w:kern w:val="0"/>
+          <w:lang w:eastAsia="en-GB"/>
+          <w14:ligatures w14:val="none"/>
+        </w:rPr>
+      </w:pPr>
+      <w:r>
+        <w:rPr>
+          <w:rFonts w:ascii="Times New Roman" w:hAnsi="Times New Roman" w:cs="Times New Roman"/>
+          <w:noProof/>
+          <w:sz w:val="28"/>
+          <w:szCs w:val="28"/>
+        </w:rPr>
+        <w:drawing>
+          <wp:inline distT="0" distB="0" distL="0" distR="0" wp14:anchorId="52373D16" wp14:editId="2C2F5E45">
+            <wp:extent cx="1739900" cy="1752600"/>
+            <wp:effectExtent l="0" t="0" r="0" b="0"/>
+            <wp:docPr id="1919376958" name="Picture 8"/>
+            <wp:cNvGraphicFramePr>
+              <a:graphicFrameLocks xmlns:a="http://schemas.openxmlformats.org/drawingml/2006/main" noChangeAspect="1"/>
+            </wp:cNvGraphicFramePr>
+            <a:graphic xmlns:a="http://schemas.openxmlformats.org/drawingml/2006/main">
+              <a:graphicData uri="http://schemas.openxmlformats.org/drawingml/2006/picture">
+                <pic:pic xmlns:pic="http://schemas.openxmlformats.org/drawingml/2006/picture">
+                  <pic:nvPicPr>
+                    <pic:cNvPr id="1919376958" name="Picture 1919376958"/>
+                    <pic:cNvPicPr/>
+                  </pic:nvPicPr>
+                  <pic:blipFill>
+                    <a:blip r:embed="rId15">
+                      <a:extLst>
+                        <a:ext uri="{28A0092B-C50C-407E-A947-70E740481C1C}">
+                          <a14:useLocalDpi xmlns:a14="http://schemas.microsoft.com/office/drawing/2010/main" val="0"/>
+                        </a:ext>
+                      </a:extLst>
+                    </a:blip>
+                    <a:stretch>
+                      <a:fillRect/>
+                    </a:stretch>
+                  </pic:blipFill>
+                  <pic:spPr>
+                    <a:xfrm>
+                      <a:off x="0" y="0"/>
+                      <a:ext cx="1739900" cy="1752600"/>
+                    </a:xfrm>
+                    <a:prstGeom prst="rect">
+                      <a:avLst/>
+                    </a:prstGeom>
+                  </pic:spPr>
+                </pic:pic>
+              </a:graphicData>
+            </a:graphic>
+          </wp:inline>
+        </w:drawing>
+      </w:r>
+    </w:p>
+    <w:p>
+      <w:pPr>
+        <w:spacing w:before="100" w:beforeAutospacing="1" w:after="100" w:afterAutospacing="1" w:line="240" w:lineRule="auto"/>
+        <w:rPr>
+          <w:rFonts w:ascii="Times New Roman" w:eastAsia="Times New Roman" w:hAnsi="Times New Roman" w:cs="Times New Roman"/>
+          <w:kern w:val="0"/>
+          <w:lang w:eastAsia="en-GB"/>
+          <w14:ligatures w14:val="none"/>
+        </w:rPr>
+      </w:pPr>
+      <w:r>
+        <w:rPr>
+          <w:rFonts w:ascii="Times New Roman" w:eastAsia="Times New Roman" w:hAnsi="Times New Roman" w:cs="Times New Roman"/>
+          <w:b/>
+          <w:bCs/>
+          <w:kern w:val="0"/>
+          <w:lang w:eastAsia="en-GB"/>
+          <w14:ligatures w14:val="none"/>
+        </w:rPr>
+        <w:t>10.</w:t>
+      </w:r>
+      <w:r>
+        <w:rPr>
+          <w:rFonts w:ascii="Times New Roman" w:eastAsia="Times New Roman" w:hAnsi="Times New Roman" w:cs="Times New Roman"/>
+          <w:b/>
+          <w:bCs/>
+          <w:kern w:val="0"/>
+          <w:lang w:eastAsia="en-GB"/>
+          <w14:ligatures w14:val="none"/>
+        </w:rPr>
+        <w:t>9. Flight Volume by Destination</w:t>
+      </w:r>
+      <w:r>
+        <w:rPr>
+          <w:rFonts w:ascii="Times New Roman" w:eastAsia="Times New Roman" w:hAnsi="Times New Roman" w:cs="Times New Roman"/>
+          <w:kern w:val="0"/>
+          <w:lang w:eastAsia="en-GB"/>
+          <w14:ligatures w14:val="none"/>
+        </w:rPr>
+        <w:br/>
+        <w:t xml:space="preserve">The </w:t>
+      </w:r>
+      <w:r>
+        <w:rPr>
+          <w:rFonts w:ascii="Times New Roman" w:eastAsia="Times New Roman" w:hAnsi="Times New Roman" w:cs="Times New Roman"/>
+          <w:b/>
+          <w:bCs/>
+          <w:kern w:val="0"/>
+          <w:lang w:eastAsia="en-GB"/>
+          <w14:ligatures w14:val="none"/>
+        </w:rPr>
+        <w:t>Flight Volume by Destination</w:t>
+      </w:r>
+      <w:r>
+        <w:rPr>
+          <w:rFonts w:ascii="Times New Roman" w:eastAsia="Times New Roman" w:hAnsi="Times New Roman" w:cs="Times New Roman"/>
+          <w:kern w:val="0"/>
+          <w:lang w:eastAsia="en-GB"/>
+          <w14:ligatures w14:val="none"/>
+        </w:rPr>
+        <w:t xml:space="preserve"> bar chart shows the number of flights associated with </w:t>
+      </w:r>
+      <w:r>
+        <w:rPr>
+          <w:rFonts w:ascii="Times New Roman" w:eastAsia="Times New Roman" w:hAnsi="Times New Roman" w:cs="Times New Roman"/>
+          <w:kern w:val="0"/>
+          <w:lang w:eastAsia="en-GB"/>
+          <w14:ligatures w14:val="none"/>
+        </w:rPr>
+        <w:lastRenderedPageBreak/>
+        <w:t>each destination. It helps identify destinations with higher or lower flight volumes within the dataset.</w:t>
+      </w:r>
+    </w:p>
+    <w:p>
+      <w:pPr>
+        <w:spacing w:before="100" w:beforeAutospacing="1" w:after="100" w:afterAutospacing="1" w:line="240" w:lineRule="auto"/>
+        <w:rPr>
+          <w:rFonts w:ascii="Times New Roman" w:eastAsia="Times New Roman" w:hAnsi="Times New Roman" w:cs="Times New Roman"/>
+          <w:kern w:val="0"/>
+          <w:lang w:eastAsia="en-GB"/>
+          <w14:ligatures w14:val="none"/>
+        </w:rPr>
+      </w:pPr>
+      <w:r>
+        <w:rPr>
+          <w:rFonts w:ascii="Times New Roman" w:hAnsi="Times New Roman" w:cs="Times New Roman"/>
+          <w:noProof/>
+          <w:sz w:val="28"/>
+          <w:szCs w:val="28"/>
+        </w:rPr>
+        <w:drawing>
+          <wp:inline distT="0" distB="0" distL="0" distR="0" wp14:anchorId="0B9D28BB" wp14:editId="2730580A">
+            <wp:extent cx="1701800" cy="1765300"/>
+            <wp:effectExtent l="0" t="0" r="0" b="0"/>
+            <wp:docPr id="462296873" name="Picture 9"/>
+            <wp:cNvGraphicFramePr>
+              <a:graphicFrameLocks xmlns:a="http://schemas.openxmlformats.org/drawingml/2006/main" noChangeAspect="1"/>
+            </wp:cNvGraphicFramePr>
+            <a:graphic xmlns:a="http://schemas.openxmlformats.org/drawingml/2006/main">
+              <a:graphicData uri="http://schemas.openxmlformats.org/drawingml/2006/picture">
+                <pic:pic xmlns:pic="http://schemas.openxmlformats.org/drawingml/2006/picture">
+                  <pic:nvPicPr>
+                    <pic:cNvPr id="462296873" name="Picture 462296873"/>
+                    <pic:cNvPicPr/>
+                  </pic:nvPicPr>
+                  <pic:blipFill>
+                    <a:blip r:embed="rId16">
+                      <a:extLst>
+                        <a:ext uri="{28A0092B-C50C-407E-A947-70E740481C1C}">
+                          <a14:useLocalDpi xmlns:a14="http://schemas.microsoft.com/office/drawing/2010/main" val="0"/>
+                        </a:ext>
+                      </a:extLst>
+                    </a:blip>
+                    <a:stretch>
+                      <a:fillRect/>
+                    </a:stretch>
+                  </pic:blipFill>
+                  <pic:spPr>
+                    <a:xfrm>
+                      <a:off x="0" y="0"/>
+                      <a:ext cx="1701800" cy="1765300"/>
+                    </a:xfrm>
+                    <a:prstGeom prst="rect">
+                      <a:avLst/>
+                    </a:prstGeom>
+                  </pic:spPr>
+                </pic:pic>
+              </a:graphicData>
+            </a:graphic>
+          </wp:inline>
+        </w:drawing>
+      </w:r>
+    </w:p>
+    <w:p>
+      <w:pPr>
+        <w:spacing w:before="100" w:beforeAutospacing="1" w:after="100" w:afterAutospacing="1" w:line="240" w:lineRule="auto"/>
+        <w:rPr>
+          <w:rFonts w:ascii="Times New Roman" w:eastAsia="Times New Roman" w:hAnsi="Times New Roman" w:cs="Times New Roman"/>
+          <w:kern w:val="0"/>
+          <w:lang w:eastAsia="en-GB"/>
+          <w14:ligatures w14:val="none"/>
+        </w:rPr>
+      </w:pPr>
+      <w:r>
+        <w:rPr>
+          <w:rFonts w:ascii="Times New Roman" w:eastAsia="Times New Roman" w:hAnsi="Times New Roman" w:cs="Times New Roman"/>
+          <w:kern w:val="0"/>
+          <w:lang w:eastAsia="en-GB"/>
+          <w14:ligatures w14:val="none"/>
+        </w:rPr>
+        <w:t xml:space="preserve">Overall, the dashboard provides a compact view of the </w:t>
+      </w:r>
+      <w:r>
+        <w:rPr>
+          <w:rFonts w:ascii="Times New Roman" w:eastAsia="Times New Roman" w:hAnsi="Times New Roman" w:cs="Times New Roman"/>
+          <w:b/>
+          <w:bCs/>
+          <w:kern w:val="0"/>
+          <w:lang w:eastAsia="en-GB"/>
+          <w14:ligatures w14:val="none"/>
+        </w:rPr>
+        <w:t>scale, route coverage, operational duration and data quality</w:t>
+      </w:r>
+      <w:r>
+        <w:rPr>
+          <w:rFonts w:ascii="Times New Roman" w:eastAsia="Times New Roman" w:hAnsi="Times New Roman" w:cs="Times New Roman"/>
+          <w:kern w:val="0"/>
+          <w:lang w:eastAsia="en-GB"/>
+          <w14:ligatures w14:val="none"/>
+        </w:rPr>
+        <w:t xml:space="preserve"> of the airline dataset. The high valid-flight percentage and the presence of only one identified anomaly indicate that the flight data was largely consistent after preprocessing. The airline and destination visualizations also provide a straightforward way to compare flight distribution across different categories.</w:t>
+      </w:r>
+    </w:p>
+    <w:p>
+      <w:pPr>
+        <w:spacing w:before="100" w:beforeAutospacing="1" w:after="100" w:afterAutospacing="1" w:line="240" w:lineRule="auto"/>
+        <w:rPr>
+          <w:rFonts w:ascii="Times New Roman" w:eastAsia="Times New Roman" w:hAnsi="Times New Roman" w:cs="Times New Roman"/>
+          <w:kern w:val="0"/>
+          <w:lang w:eastAsia="en-GB"/>
+          <w14:ligatures w14:val="none"/>
+        </w:rPr>
+      </w:pPr>
+    </w:p>
+    <w:p>
+      <w:pPr>
         <w:rPr>
           <w:rFonts w:ascii="Times New Roman" w:hAnsi="Times New Roman" w:cs="Times New Roman"/>
           <w:sz w:val="28"/>
@@ -14418,9 +15798,87 @@
         </w:rPr>
       </w:pPr>
     </w:p>
+    <w:p>
+      <w:pPr>
+        <w:rPr>
+          <w:rFonts w:ascii="Times New Roman" w:hAnsi="Times New Roman" w:cs="Times New Roman"/>
+          <w:sz w:val="28"/>
+          <w:szCs w:val="28"/>
+        </w:rPr>
+      </w:pPr>
+    </w:p>
+    <w:p>
+      <w:pPr>
+        <w:rPr>
+          <w:rFonts w:ascii="Times New Roman" w:hAnsi="Times New Roman" w:cs="Times New Roman"/>
+          <w:sz w:val="28"/>
+          <w:szCs w:val="28"/>
+        </w:rPr>
+      </w:pPr>
+    </w:p>
+    <w:p>
+      <w:pPr>
+        <w:rPr>
+          <w:rFonts w:ascii="Times New Roman" w:hAnsi="Times New Roman" w:cs="Times New Roman"/>
+          <w:sz w:val="28"/>
+          <w:szCs w:val="28"/>
+        </w:rPr>
+      </w:pPr>
+    </w:p>
+    <w:p>
+      <w:pPr>
+        <w:rPr>
+          <w:rFonts w:ascii="Times New Roman" w:hAnsi="Times New Roman" w:cs="Times New Roman"/>
+          <w:sz w:val="28"/>
+          <w:szCs w:val="28"/>
+        </w:rPr>
+      </w:pPr>
+    </w:p>
+    <w:p>
+      <w:pPr>
+        <w:rPr>
+          <w:rFonts w:ascii="Times New Roman" w:hAnsi="Times New Roman" w:cs="Times New Roman"/>
+          <w:sz w:val="28"/>
+          <w:szCs w:val="28"/>
+        </w:rPr>
+      </w:pPr>
+    </w:p>
+    <w:p>
+      <w:pPr>
+        <w:rPr>
+          <w:rFonts w:ascii="Times New Roman" w:hAnsi="Times New Roman" w:cs="Times New Roman"/>
+          <w:sz w:val="28"/>
+          <w:szCs w:val="28"/>
+        </w:rPr>
+      </w:pPr>
+    </w:p>
+    <w:p>
+      <w:pPr>
+        <w:rPr>
+          <w:rFonts w:ascii="Times New Roman" w:hAnsi="Times New Roman" w:cs="Times New Roman"/>
+          <w:sz w:val="28"/>
+          <w:szCs w:val="28"/>
+        </w:rPr>
+      </w:pPr>
+    </w:p>
+    <w:p>
+      <w:pPr>
+        <w:rPr>
+          <w:rFonts w:ascii="Times New Roman" w:hAnsi="Times New Roman" w:cs="Times New Roman"/>
+          <w:sz w:val="28"/>
+          <w:szCs w:val="28"/>
+        </w:rPr>
+      </w:pPr>
+    </w:p>
     <w:sectPr>
       <w:pgSz w:w="11906" w:h="16838"/>
       <w:pgMar w:top="1440" w:right="1440" w:bottom="1440" w:left="1440" w:header="708" w:footer="708" w:gutter="0"/>
+      <w:pgBorders w:offsetFrom="page">
+        <w:top w:val="double" w:sz="12" w:space="24" w:color="auto"/>
+        <w:left w:val="double" w:sz="12" w:space="24" w:color="auto"/>
+        <w:bottom w:val="double" w:sz="12" w:space="24" w:color="auto"/>
+        <w:right w:val="double" w:sz="12" w:space="24" w:color="auto"/>
+      </w:pgBorders>
       <w:cols w:space="708"/>
       <w:docGrid w:linePitch="360"/>
     </w:sectPr>
@@ -15551,6 +17009,96 @@
     </w:lvl>
   </w:abstractNum>
   <w:abstractNum w:abstractNumId="8" w15:restartNumberingAfterBreak="0">
+    <w:nsid w:val="3BBE200F"/>
+    <w:multiLevelType w:val="hybridMultilevel"/>
+    <w:tmpl w:val="94505B32"/>
+    <w:lvl w:ilvl="0" w:tplc="7F88195E">
+      <w:start w:val="1"/>
+      <w:numFmt w:val="decimal"/>
+      <w:lvlText w:val="%1."/>
+      <w:lvlJc w:val="left"/>
+      <w:pPr>
+        <w:ind w:left="720" w:hanging="360"/>
+      </w:pPr>
+      <w:rPr>
+        <w:rFonts w:hint="default"/>
+        <w:b/>
+      </w:rPr>
+    </w:lvl>
+    <w:lvl w:ilvl="1" w:tplc="08090019" w:tentative="1">
+      <w:start w:val="1"/>
+      <w:numFmt w:val="lowerLetter"/>
+      <w:lvlText w:val="%2."/>
+      <w:lvlJc w:val="left"/>
+      <w:pPr>
+        <w:ind w:left="1440" w:hanging="360"/>
+      </w:pPr>
+    </w:lvl>
+    <w:lvl w:ilvl="2" w:tplc="0809001B" w:tentative="1">
+      <w:start w:val="1"/>
+      <w:numFmt w:val="lowerRoman"/>
+      <w:lvlText w:val="%3."/>
+      <w:lvlJc w:val="right"/>
+      <w:pPr>
+        <w:ind w:left="2160" w:hanging="180"/>
+      </w:pPr>
+    </w:lvl>
+    <w:lvl w:ilvl="3" w:tplc="0809000F" w:tentative="1">
+      <w:start w:val="1"/>
+      <w:numFmt w:val="decimal"/>
+      <w:lvlText w:val="%4."/>
+      <w:lvlJc w:val="left"/>
+      <w:pPr>
+        <w:ind w:left="2880" w:hanging="360"/>
+      </w:pPr>
+    </w:lvl>
+    <w:lvl w:ilvl="4" w:tplc="08090019" w:tentative="1">
+      <w:start w:val="1"/>
+      <w:numFmt w:val="lowerLetter"/>
+      <w:lvlText w:val="%5."/>
+      <w:lvlJc w:val="left"/>
+      <w:pPr>
+        <w:ind w:left="3600" w:hanging="360"/>
+      </w:pPr>
+    </w:lvl>
+    <w:lvl w:ilvl="5" w:tplc="0809001B" w:tentative="1">
+      <w:start w:val="1"/>
+      <w:numFmt w:val="lowerRoman"/>
+      <w:lvlText w:val="%6."/>
+      <w:lvlJc w:val="right"/>
+      <w:pPr>
+        <w:ind w:left="4320" w:hanging="180"/>
+      </w:pPr>
+    </w:lvl>
+    <w:lvl w:ilvl="6" w:tplc="0809000F" w:tentative="1">
+      <w:start w:val="1"/>
+      <w:numFmt w:val="decimal"/>
+      <w:lvlText w:val="%7."/>
+      <w:lvlJc w:val="left"/>
+      <w:pPr>
+        <w:ind w:left="5040" w:hanging="360"/>
+      </w:pPr>
+    </w:lvl>
+    <w:lvl w:ilvl="7" w:tplc="08090019" w:tentative="1">
+      <w:start w:val="1"/>
+      <w:numFmt w:val="lowerLetter"/>
+      <w:lvlText w:val="%8."/>
+      <w:lvlJc w:val="left"/>
+      <w:pPr>
+        <w:ind w:left="5760" w:hanging="360"/>
+      </w:pPr>
+    </w:lvl>
+    <w:lvl w:ilvl="8" w:tplc="0809001B" w:tentative="1">
+      <w:start w:val="1"/>
+      <w:numFmt w:val="lowerRoman"/>
+      <w:lvlText w:val="%9."/>
+      <w:lvlJc w:val="right"/>
+      <w:pPr>
+        <w:ind w:left="6480" w:hanging="180"/>
+      </w:pPr>
+    </w:lvl>
+  </w:abstractNum>
+  <w:abstractNum w:abstractNumId="9" w15:restartNumberingAfterBreak="0">
     <w:nsid w:val="46810D10"/>
     <w:multiLevelType w:val="multilevel"/>
     <w:tmpl w:val="85AC9FB8"/>
@@ -15699,7 +17247,7 @@
       </w:rPr>
     </w:lvl>
   </w:abstractNum>
-  <w:abstractNum w:abstractNumId="9" w15:restartNumberingAfterBreak="0">
+  <w:abstractNum w:abstractNumId="10" w15:restartNumberingAfterBreak="0">
     <w:nsid w:val="4CCF5929"/>
     <w:multiLevelType w:val="multilevel"/>
     <w:tmpl w:val="679C28C0"/>
@@ -15848,7 +17396,7 @@
       </w:rPr>
     </w:lvl>
   </w:abstractNum>
-  <w:abstractNum w:abstractNumId="10" w15:restartNumberingAfterBreak="0">
+  <w:abstractNum w:abstractNumId="11" w15:restartNumberingAfterBreak="0">
     <w:nsid w:val="76F01864"/>
     <w:multiLevelType w:val="multilevel"/>
     <w:tmpl w:val="CFD4B4A0"/>
@@ -16001,13 +17549,13 @@
     <w:abstractNumId w:val="1"/>
   </w:num>
   <w:num w:numId="2" w16cid:durableId="1755661529">
-    <w:abstractNumId w:val="8"/>
+    <w:abstractNumId w:val="9"/>
   </w:num>
   <w:num w:numId="3" w16cid:durableId="51777065">
     <w:abstractNumId w:val="0"/>
   </w:num>
   <w:num w:numId="4" w16cid:durableId="1797066169">
-    <w:abstractNumId w:val="10"/>
+    <w:abstractNumId w:val="11"/>
   </w:num>
   <w:num w:numId="5" w16cid:durableId="1336345058">
     <w:abstractNumId w:val="4"/>
@@ -16016,7 +17564,7 @@
     <w:abstractNumId w:val="7"/>
   </w:num>
   <w:num w:numId="7" w16cid:durableId="1667857864">
-    <w:abstractNumId w:val="9"/>
+    <w:abstractNumId w:val="10"/>
   </w:num>
   <w:num w:numId="8" w16cid:durableId="1499923763">
     <w:abstractNumId w:val="5"/>
@@ -16029,6 +17577,9 @@
   </w:num>
   <w:num w:numId="11" w16cid:durableId="1124886028">
     <w:abstractNumId w:val="3"/>
+  </w:num>
+  <w:num w:numId="12" w16cid:durableId="2064333592">
+    <w:abstractNumId w:val="8"/>
   </w:num>
 </w:numbering>
 </file>
